--- a/Linux作業系統筆記.docx
+++ b/Linux作業系統筆記.docx
@@ -53,13 +53,19 @@
         <w:rPr>
           <w:rFonts w:hint="eastAsia"/>
         </w:rPr>
-        <w:t>ip hostname -I</w:t>
+        <w:t>hostname -I</w:t>
       </w:r>
       <w:r>
         <w:rPr>
           <w:rFonts w:hint="eastAsia"/>
         </w:rPr>
         <w:t>：查看主機</w:t>
+      </w:r>
+      <w:r>
+        <w:rPr>
+          <w:rFonts w:hint="eastAsia"/>
+        </w:rPr>
+        <w:t>ip</w:t>
       </w:r>
     </w:p>
     <w:p>
@@ -1978,7 +1984,21 @@
           <w:rFonts w:hint="eastAsia"/>
           <w:lang w:val="en-US"/>
         </w:rPr>
-        <w:t>cp-</w:t>
+        <w:t>cp</w:t>
+      </w:r>
+      <w:r>
+        <w:rPr>
+          <w:rFonts w:hint="eastAsia"/>
+          <w:lang w:val="en-US"/>
+        </w:rPr>
+        <w:t xml:space="preserve"> </w:t>
+      </w:r>
+      <w:r>
+        <w:rPr>
+          <w:rFonts w:hint="eastAsia"/>
+          <w:lang w:val="en-US"/>
+        </w:rPr>
+        <w:t>-</w:t>
       </w:r>
       <w:r>
         <w:rPr>
@@ -2681,6 +2701,67 @@
         </w:rPr>
         <w:t>]</w:t>
       </w:r>
+      <w:r>
+        <w:rPr>
+          <w:rFonts w:hint="eastAsia"/>
+          <w:lang w:val="en-US"/>
+        </w:rPr>
+        <w:t>：</w:t>
+      </w:r>
+      <w:r>
+        <w:rPr>
+          <w:lang w:val="en-US"/>
+        </w:rPr>
+        <w:t>匹配</w:t>
+      </w:r>
+      <w:r>
+        <w:rPr>
+          <w:lang w:val="en-US"/>
+        </w:rPr>
+        <w:t>a</w:t>
+      </w:r>
+      <w:r>
+        <w:rPr>
+          <w:lang w:val="en-US"/>
+        </w:rPr>
+        <w:t>後面帶有</w:t>
+      </w:r>
+      <w:r>
+        <w:rPr>
+          <w:lang w:val="en-US"/>
+        </w:rPr>
+        <w:t>b</w:t>
+      </w:r>
+      <w:r>
+        <w:rPr>
+          <w:lang w:val="en-US"/>
+        </w:rPr>
+        <w:t>或</w:t>
+      </w:r>
+      <w:r>
+        <w:rPr>
+          <w:lang w:val="en-US"/>
+        </w:rPr>
+        <w:t>c</w:t>
+      </w:r>
+      <w:r>
+        <w:rPr>
+          <w:lang w:val="en-US"/>
+        </w:rPr>
+        <w:t>的檔案（例如</w:t>
+      </w:r>
+      <w:r>
+        <w:rPr>
+          <w:lang w:val="en-US"/>
+        </w:rPr>
+        <w:t>ab, ac</w:t>
+      </w:r>
+      <w:r>
+        <w:rPr>
+          <w:lang w:val="en-US"/>
+        </w:rPr>
+        <w:t>）</w:t>
+      </w:r>
     </w:p>
     <w:p>
       <w:pPr>
@@ -2748,23 +2829,51 @@
           <w:rFonts w:hint="eastAsia"/>
           <w:lang w:val="en-US"/>
         </w:rPr>
-        <w:t xml:space="preserve">ls </w:t>
-      </w:r>
-      <w:proofErr w:type="gramStart"/>
-      <w:r>
-        <w:rPr>
-          <w:rFonts w:hint="eastAsia"/>
-          <w:lang w:val="en-US"/>
-        </w:rPr>
-        <w:t>a[</w:t>
-      </w:r>
-      <w:proofErr w:type="gramEnd"/>
-      <w:r>
-        <w:rPr>
-          <w:rFonts w:hint="eastAsia"/>
-          <w:lang w:val="en-US"/>
-        </w:rPr>
-        <w:t>^0-9]</w:t>
+        <w:t>ls a[^0-</w:t>
+      </w:r>
+      <w:r>
+        <w:rPr>
+          <w:rFonts w:hint="eastAsia"/>
+          <w:lang w:val="en-US"/>
+        </w:rPr>
+        <w:t>9]</w:t>
+      </w:r>
+      <w:r>
+        <w:rPr>
+          <w:rFonts w:hint="eastAsia"/>
+          <w:lang w:val="en-US"/>
+        </w:rPr>
+        <w:t>：</w:t>
+      </w:r>
+      <w:r>
+        <w:rPr>
+          <w:lang w:val="en-US"/>
+        </w:rPr>
+        <w:t>匹配</w:t>
+      </w:r>
+      <w:r>
+        <w:rPr>
+          <w:lang w:val="en-US"/>
+        </w:rPr>
+        <w:t>a</w:t>
+      </w:r>
+      <w:r>
+        <w:rPr>
+          <w:lang w:val="en-US"/>
+        </w:rPr>
+        <w:t>後面不是數字的檔案（例如</w:t>
+      </w:r>
+      <w:r>
+        <w:rPr>
+          <w:lang w:val="en-US"/>
+        </w:rPr>
+        <w:t>aa, ab</w:t>
+      </w:r>
+      <w:r>
+        <w:rPr>
+          <w:lang w:val="en-US"/>
+        </w:rPr>
+        <w:t>）</w:t>
       </w:r>
     </w:p>
     <w:p>
@@ -4071,7 +4180,6 @@
   <w:style w:type="character" w:default="1" w:styleId="a0">
     <w:name w:val="Default Paragraph Font"/>
     <w:uiPriority w:val="1"/>
-    <w:semiHidden/>
     <w:unhideWhenUsed/>
   </w:style>
   <w:style w:type="table" w:default="1" w:styleId="a1">
